--- a/policy_brief.docx
+++ b/policy_brief.docx
@@ -174,7 +174,7 @@
           <w:sz w:val="19"/>
           <w:szCs w:val="19"/>
         </w:rPr>
-        <w:t xml:space="preserve"> Its national shortage component is one statewide number.</w:t>
+        <w:t xml:space="preserve"> Its shortage component is one national number, the same for every block group.</w:t>
       </w:r>
     </w:p>
     <w:p>
@@ -1012,7 +1012,7 @@
           <w:sz w:val="19"/>
           <w:szCs w:val="19"/>
         </w:rPr>
-        <w:t xml:space="preserve"> its "high" band is exactly the 237 deserts. The medium band (2,498 block groups) is low-access-only (1,212) or low-income-only (1,286). County rankings by vulnerability therefore match the desert rankings above.</w:t>
+        <w:t xml:space="preserve"> its "high" band is exactly the desert block groups: 237 (the upper end of a 176-237 range). The medium band (2,498 block groups) is low-access-only (1,212) or low-income-only (1,286). County rankings by vulnerability therefore match the desert rankings above.</w:t>
       </w:r>
     </w:p>
     <w:p>
